--- a/CDT TEMPLATE Consent Form.docx
+++ b/CDT TEMPLATE Consent Form.docx
@@ -384,37 +384,19 @@
         <w:t xml:space="preserve"> </w:t>
       </w:r>
       <w:r>
+        <w:t>(Richard.Davies@mail.bcu.ac.uk)</w:t>
+      </w:r>
+      <w:r>
+        <w:t xml:space="preserve"> during the </w:t>
+      </w:r>
+      <w:r>
+        <w:t xml:space="preserve">period </w:t>
+      </w:r>
+      <w:r>
         <w:rPr>
-          <w:highlight w:val="yellow"/>
+          <w:rFonts w:ascii="Arial" w:hAnsi="Arial" w:cs="Arial"/>
         </w:rPr>
-        <w:t xml:space="preserve">([supervisor email </w:t>
-      </w:r>
-      <w:hyperlink r:id="rId5" w:history="1">
-        <w:r>
-          <w:rPr>
-            <w:rStyle w:val="Hyperlink"/>
-            <w:highlight w:val="yellow"/>
-          </w:rPr>
-          <w:t>address@bcu.ac.uk</w:t>
-        </w:r>
-      </w:hyperlink>
-      <w:r>
-        <w:rPr>
-          <w:highlight w:val="yellow"/>
-        </w:rPr>
-        <w:t>]</w:t>
-      </w:r>
-      <w:r>
-        <w:t xml:space="preserve">) during the </w:t>
-      </w:r>
-      <w:r>
-        <w:t xml:space="preserve">period </w:t>
-      </w:r>
-      <w:r>
-        <w:rPr>
-          <w:highlight w:val="yellow"/>
-        </w:rPr>
-        <w:t>[Month Year to DD Month Year]</w:t>
+        <w:t>03/11/2025 to 11/05/2026</w:t>
       </w:r>
       <w:r>
         <w:t xml:space="preserve">. This research aims to </w:t>
@@ -852,6 +834,9 @@
             <w:r>
               <w:t xml:space="preserve">Signature of Researcher: </w:t>
             </w:r>
+            <w:r>
+              <w:t>Cychowski</w:t>
+            </w:r>
           </w:p>
         </w:tc>
         <w:tc>
@@ -864,6 +849,9 @@
             </w:pPr>
             <w:r>
               <w:t>Date:</w:t>
+            </w:r>
+            <w:r>
+              <w:t xml:space="preserve"> 21/04/2026</w:t>
             </w:r>
           </w:p>
         </w:tc>
@@ -880,6 +868,9 @@
             <w:r>
               <w:t>Name of Researcher:</w:t>
             </w:r>
+            <w:r>
+              <w:t xml:space="preserve"> Kamil Cychowski</w:t>
+            </w:r>
           </w:p>
         </w:tc>
         <w:tc>
@@ -932,6 +923,9 @@
             </w:pPr>
             <w:r>
               <w:t>Name of Supervisor:</w:t>
+            </w:r>
+            <w:r>
+              <w:t xml:space="preserve"> Richard Davies</w:t>
             </w:r>
           </w:p>
         </w:tc>
